--- a/content/shoots/2026-04-09/Parker-Air-Shoot-Plan-Apr9.docx
+++ b/content/shoots/2026-04-09/Parker-Air-Shoot-Plan-Apr9.docx
@@ -4888,7 +4888,7 @@
         </w:rPr>
         <w:t>Zac stops walking. Static. Delivers directly.</w:t>
         <w:br/>
-        <w:t>"We turn up on time, we fix it properly, and we tell you the truth about what you need. No upsell. No bullshit."</w:t>
+        <w:t>"We turn up on time, we fix it properly, and we tell you the truth about what you need. No upsell. No bull."</w:t>
       </w:r>
     </w:p>
     <w:p>
